--- a/CÔNG TY TNHH VENUS MANUFACTURING/ThayDoiThanhVien/VenusManufacturing_DSChuSoHuu_MauSo10.docx
+++ b/CÔNG TY TNHH VENUS MANUFACTURING/ThayDoiThanhVien/VenusManufacturing_DSChuSoHuu_MauSo10.docx
@@ -966,7 +966,17 @@
             <w:vAlign w:val="center"/>
           </w:tcPr>
           <w:p>
-            <w:r>
+            <w:pPr>
+              <w:rPr>
+                <w:sz w:val="24"/>
+                <w:szCs w:val="24"/>
+              </w:rPr>
+            </w:pPr>
+            <w:r>
+              <w:rPr>
+                <w:sz w:val="24"/>
+                <w:szCs w:val="24"/>
+              </w:rPr>
               <w:t>1</w:t>
             </w:r>
           </w:p>
@@ -977,8 +987,20 @@
             <w:vAlign w:val="center"/>
           </w:tcPr>
           <w:p>
-            <w:r>
-              <w:t>NGUYỄN CHÍ THIỆN</w:t>
+            <w:pPr>
+              <w:rPr>
+                <w:sz w:val="24"/>
+                <w:szCs w:val="24"/>
+              </w:rPr>
+            </w:pPr>
+            <w:r>
+              <w:rPr>
+                <w:rFonts w:eastAsia="Times New Roman"/>
+                <w:bCs/>
+                <w:sz w:val="24"/>
+                <w:szCs w:val="24"/>
+              </w:rPr>
+              <w:t>PHẠM CÔNG SANG</w:t>
             </w:r>
           </w:p>
         </w:tc>
@@ -988,8 +1010,18 @@
             <w:vAlign w:val="center"/>
           </w:tcPr>
           <w:p>
-            <w:r>
-              <w:t>18/05/1963</w:t>
+            <w:pPr>
+              <w:rPr>
+                <w:sz w:val="24"/>
+                <w:szCs w:val="24"/>
+              </w:rPr>
+            </w:pPr>
+            <w:r>
+              <w:rPr>
+                <w:sz w:val="24"/>
+                <w:szCs w:val="24"/>
+              </w:rPr>
+              <w:t>20/10/1994</w:t>
             </w:r>
           </w:p>
         </w:tc>
@@ -1001,11 +1033,15 @@
           <w:p>
             <w:pPr>
               <w:rPr>
+                <w:sz w:val="24"/>
+                <w:szCs w:val="24"/>
                 <w:lang w:val="en-US"/>
               </w:rPr>
             </w:pPr>
             <w:r>
               <w:rPr>
+                <w:sz w:val="24"/>
+                <w:szCs w:val="24"/>
                 <w:lang w:val="en-US"/>
               </w:rPr>
               <w:t>Nam</w:t>
@@ -1019,24 +1055,62 @@
           <w:p>
             <w:pPr>
               <w:jc w:val="left"/>
-            </w:pPr>
-            <w:r>
-              <w:t>Căn cước công dân: 079063024131</w:t>
+              <w:rPr>
+                <w:sz w:val="24"/>
+                <w:szCs w:val="24"/>
+              </w:rPr>
+            </w:pPr>
+            <w:r>
+              <w:rPr>
+                <w:sz w:val="24"/>
+                <w:szCs w:val="24"/>
+              </w:rPr>
+              <w:t xml:space="preserve">Căn cước công dân: </w:t>
+            </w:r>
+            <w:r>
+              <w:rPr>
+                <w:sz w:val="24"/>
+                <w:szCs w:val="24"/>
+              </w:rPr>
+              <w:t>080094013275</w:t>
             </w:r>
           </w:p>
           <w:p>
             <w:pPr>
               <w:jc w:val="left"/>
-            </w:pPr>
-            <w:r>
-              <w:t>Ngày cấp: 02/08/2022</w:t>
+              <w:rPr>
+                <w:sz w:val="24"/>
+                <w:szCs w:val="24"/>
+              </w:rPr>
+            </w:pPr>
+            <w:r>
+              <w:rPr>
+                <w:sz w:val="24"/>
+                <w:szCs w:val="24"/>
+              </w:rPr>
+              <w:t xml:space="preserve">Ngày cấp: </w:t>
+            </w:r>
+            <w:r>
+              <w:rPr>
+                <w:sz w:val="24"/>
+                <w:szCs w:val="24"/>
+              </w:rPr>
+              <w:t>20/08/2021</w:t>
             </w:r>
           </w:p>
           <w:p>
             <w:pPr>
               <w:jc w:val="left"/>
-            </w:pPr>
-            <w:r>
+              <w:rPr>
+                <w:sz w:val="24"/>
+                <w:szCs w:val="24"/>
+              </w:rPr>
+            </w:pPr>
+            <w:r>
+              <w:rPr>
+                <w:sz w:val="24"/>
+                <w:szCs w:val="24"/>
+              </w:rPr>
               <w:t>Nơi cấp: Cục Cảnh sát quản lý hành chính về trật tự xã hội</w:t>
             </w:r>
           </w:p>
@@ -1046,22 +1120,46 @@
             <w:tcW w:w="718" w:type="dxa"/>
             <w:vAlign w:val="center"/>
           </w:tcPr>
-          <w:p/>
+          <w:p>
+            <w:pPr>
+              <w:rPr>
+                <w:sz w:val="24"/>
+                <w:szCs w:val="24"/>
+              </w:rPr>
+            </w:pPr>
+          </w:p>
         </w:tc>
         <w:tc>
           <w:tcPr>
             <w:tcW w:w="609" w:type="dxa"/>
             <w:vAlign w:val="center"/>
           </w:tcPr>
-          <w:p/>
+          <w:p>
+            <w:pPr>
+              <w:rPr>
+                <w:sz w:val="24"/>
+                <w:szCs w:val="24"/>
+              </w:rPr>
+            </w:pPr>
+          </w:p>
         </w:tc>
         <w:tc>
           <w:tcPr>
             <w:tcW w:w="1775" w:type="dxa"/>
           </w:tcPr>
           <w:p>
-            <w:r>
-              <w:t>21/6 Xuân Thủy, Kp4, Phường An Khánh, Thành phố Hồ Chí Minh</w:t>
+            <w:pPr>
+              <w:rPr>
+                <w:sz w:val="24"/>
+                <w:szCs w:val="24"/>
+              </w:rPr>
+            </w:pPr>
+            <w:r>
+              <w:rPr>
+                <w:sz w:val="24"/>
+                <w:szCs w:val="24"/>
+              </w:rPr>
+              <w:t>Số Nhà 224, Ấp Mỹ Đạo, Xã Nhựt Tảo, Tỉnh Tây Ninh</w:t>
             </w:r>
           </w:p>
         </w:tc>
@@ -1070,8 +1168,26 @@
             <w:tcW w:w="1026" w:type="dxa"/>
           </w:tcPr>
           <w:p>
-            <w:r>
-              <w:t>90%</w:t>
+            <w:pPr>
+              <w:rPr>
+                <w:sz w:val="24"/>
+                <w:szCs w:val="24"/>
+              </w:rPr>
+            </w:pPr>
+            <w:r>
+              <w:rPr>
+                <w:sz w:val="24"/>
+                <w:szCs w:val="24"/>
+                <w:lang w:val="en-US"/>
+              </w:rPr>
+              <w:t>6</w:t>
+            </w:r>
+            <w:r>
+              <w:rPr>
+                <w:sz w:val="24"/>
+                <w:szCs w:val="24"/>
+              </w:rPr>
+              <w:t>0%</w:t>
             </w:r>
           </w:p>
         </w:tc>
@@ -1080,7 +1196,14 @@
             <w:tcW w:w="906" w:type="dxa"/>
             <w:vAlign w:val="center"/>
           </w:tcPr>
-          <w:p/>
+          <w:p>
+            <w:pPr>
+              <w:rPr>
+                <w:sz w:val="24"/>
+                <w:szCs w:val="24"/>
+              </w:rPr>
+            </w:pPr>
+          </w:p>
         </w:tc>
         <w:tc>
           <w:tcPr>
@@ -1099,6 +1222,280 @@
               </w:rPr>
               <w:t>Bổ nhiệm, miễn nhiệm hoặc bãi nhiệm đa số hoặc tất cả thành viên hội đồng quản trị, chủ tịch hội đồng quản trị, chủ tịch hội đồng thành viên; người đại diện theo pháp luật, giám đốc hoặc tổng giám đốc của doanh nghiệp</w:t>
             </w:r>
+          </w:p>
+        </w:tc>
+        <w:tc>
+          <w:tcPr>
+            <w:tcW w:w="708" w:type="dxa"/>
+          </w:tcPr>
+          <w:p/>
+        </w:tc>
+      </w:tr>
+      <w:tr>
+        <w:trPr>
+          <w:jc w:val="center"/>
+        </w:trPr>
+        <w:tc>
+          <w:tcPr>
+            <w:tcW w:w="697" w:type="dxa"/>
+            <w:vAlign w:val="center"/>
+          </w:tcPr>
+          <w:p>
+            <w:pPr>
+              <w:rPr>
+                <w:sz w:val="24"/>
+                <w:szCs w:val="24"/>
+                <w:lang w:val="en-US"/>
+              </w:rPr>
+            </w:pPr>
+            <w:r>
+              <w:rPr>
+                <w:sz w:val="24"/>
+                <w:szCs w:val="24"/>
+                <w:lang w:val="en-US"/>
+              </w:rPr>
+              <w:lastRenderedPageBreak/>
+              <w:t>2</w:t>
+            </w:r>
+          </w:p>
+        </w:tc>
+        <w:tc>
+          <w:tcPr>
+            <w:tcW w:w="1399" w:type="dxa"/>
+            <w:vAlign w:val="center"/>
+          </w:tcPr>
+          <w:p>
+            <w:pPr>
+              <w:rPr>
+                <w:rFonts w:eastAsia="Times New Roman"/>
+                <w:bCs/>
+                <w:sz w:val="24"/>
+                <w:szCs w:val="24"/>
+              </w:rPr>
+            </w:pPr>
+            <w:r>
+              <w:rPr>
+                <w:rFonts w:eastAsia="Times New Roman"/>
+                <w:sz w:val="24"/>
+                <w:szCs w:val="24"/>
+              </w:rPr>
+              <w:t>NGUYỄN VĂN TÍNH</w:t>
+            </w:r>
+          </w:p>
+        </w:tc>
+        <w:tc>
+          <w:tcPr>
+            <w:tcW w:w="1492" w:type="dxa"/>
+            <w:vAlign w:val="center"/>
+          </w:tcPr>
+          <w:p>
+            <w:pPr>
+              <w:rPr>
+                <w:sz w:val="24"/>
+                <w:szCs w:val="24"/>
+              </w:rPr>
+            </w:pPr>
+            <w:r>
+              <w:rPr>
+                <w:rFonts w:eastAsia="Times New Roman"/>
+                <w:sz w:val="24"/>
+                <w:szCs w:val="24"/>
+              </w:rPr>
+              <w:t>01/01/1985</w:t>
+            </w:r>
+          </w:p>
+        </w:tc>
+        <w:tc>
+          <w:tcPr>
+            <w:tcW w:w="767" w:type="dxa"/>
+            <w:vAlign w:val="center"/>
+          </w:tcPr>
+          <w:p>
+            <w:pPr>
+              <w:rPr>
+                <w:sz w:val="24"/>
+                <w:szCs w:val="24"/>
+                <w:lang w:val="en-US"/>
+              </w:rPr>
+            </w:pPr>
+            <w:r>
+              <w:rPr>
+                <w:sz w:val="24"/>
+                <w:szCs w:val="24"/>
+                <w:lang w:val="en-US"/>
+              </w:rPr>
+              <w:t>Nam</w:t>
+            </w:r>
+          </w:p>
+        </w:tc>
+        <w:tc>
+          <w:tcPr>
+            <w:tcW w:w="2152" w:type="dxa"/>
+          </w:tcPr>
+          <w:p>
+            <w:pPr>
+              <w:jc w:val="left"/>
+              <w:rPr>
+                <w:sz w:val="24"/>
+                <w:szCs w:val="24"/>
+              </w:rPr>
+            </w:pPr>
+            <w:r>
+              <w:rPr>
+                <w:sz w:val="24"/>
+                <w:szCs w:val="24"/>
+              </w:rPr>
+              <w:t xml:space="preserve">Căn cước công dân: </w:t>
+            </w:r>
+            <w:r>
+              <w:rPr>
+                <w:rFonts w:eastAsia="Times New Roman"/>
+                <w:sz w:val="24"/>
+                <w:szCs w:val="24"/>
+              </w:rPr>
+              <w:t>060085007582</w:t>
+            </w:r>
+          </w:p>
+          <w:p>
+            <w:pPr>
+              <w:jc w:val="left"/>
+              <w:rPr>
+                <w:sz w:val="24"/>
+                <w:szCs w:val="24"/>
+              </w:rPr>
+            </w:pPr>
+            <w:r>
+              <w:rPr>
+                <w:sz w:val="24"/>
+                <w:szCs w:val="24"/>
+              </w:rPr>
+              <w:t xml:space="preserve">Ngày cấp: </w:t>
+            </w:r>
+            <w:r>
+              <w:rPr>
+                <w:rFonts w:eastAsia="Times New Roman"/>
+                <w:sz w:val="24"/>
+                <w:szCs w:val="24"/>
+              </w:rPr>
+              <w:t>03/01/2025</w:t>
+            </w:r>
+          </w:p>
+          <w:p>
+            <w:pPr>
+              <w:jc w:val="left"/>
+              <w:rPr>
+                <w:sz w:val="24"/>
+                <w:szCs w:val="24"/>
+              </w:rPr>
+            </w:pPr>
+            <w:r>
+              <w:rPr>
+                <w:sz w:val="24"/>
+                <w:szCs w:val="24"/>
+              </w:rPr>
+              <w:t xml:space="preserve">Nơi cấp: </w:t>
+            </w:r>
+            <w:r>
+              <w:rPr>
+                <w:rFonts w:eastAsia="Times New Roman"/>
+                <w:sz w:val="24"/>
+                <w:szCs w:val="24"/>
+              </w:rPr>
+              <w:t>Bộ Công An</w:t>
+            </w:r>
+          </w:p>
+        </w:tc>
+        <w:tc>
+          <w:tcPr>
+            <w:tcW w:w="718" w:type="dxa"/>
+            <w:vAlign w:val="center"/>
+          </w:tcPr>
+          <w:p>
+            <w:pPr>
+              <w:rPr>
+                <w:sz w:val="24"/>
+                <w:szCs w:val="24"/>
+              </w:rPr>
+            </w:pPr>
+          </w:p>
+        </w:tc>
+        <w:tc>
+          <w:tcPr>
+            <w:tcW w:w="609" w:type="dxa"/>
+            <w:vAlign w:val="center"/>
+          </w:tcPr>
+          <w:p>
+            <w:pPr>
+              <w:rPr>
+                <w:sz w:val="24"/>
+                <w:szCs w:val="24"/>
+              </w:rPr>
+            </w:pPr>
+          </w:p>
+        </w:tc>
+        <w:tc>
+          <w:tcPr>
+            <w:tcW w:w="1775" w:type="dxa"/>
+          </w:tcPr>
+          <w:p>
+            <w:pPr>
+              <w:jc w:val="left"/>
+              <w:rPr>
+                <w:sz w:val="24"/>
+                <w:szCs w:val="24"/>
+              </w:rPr>
+            </w:pPr>
+            <w:r>
+              <w:rPr>
+                <w:rFonts w:eastAsia="Times New Roman"/>
+                <w:sz w:val="24"/>
+                <w:szCs w:val="24"/>
+              </w:rPr>
+              <w:t>Số 350/21/60 Khu Phố 26, Phường An Phú Đông, Thành phố Hồ Chí Minh</w:t>
+            </w:r>
+          </w:p>
+        </w:tc>
+        <w:tc>
+          <w:tcPr>
+            <w:tcW w:w="1026" w:type="dxa"/>
+          </w:tcPr>
+          <w:p>
+            <w:pPr>
+              <w:rPr>
+                <w:sz w:val="24"/>
+                <w:szCs w:val="24"/>
+                <w:lang w:val="en-US"/>
+              </w:rPr>
+            </w:pPr>
+            <w:r>
+              <w:rPr>
+                <w:sz w:val="24"/>
+                <w:szCs w:val="24"/>
+                <w:lang w:val="en-US"/>
+              </w:rPr>
+              <w:t>40%</w:t>
+            </w:r>
+          </w:p>
+        </w:tc>
+        <w:tc>
+          <w:tcPr>
+            <w:tcW w:w="906" w:type="dxa"/>
+            <w:vAlign w:val="center"/>
+          </w:tcPr>
+          <w:p/>
+        </w:tc>
+        <w:tc>
+          <w:tcPr>
+            <w:tcW w:w="1706" w:type="dxa"/>
+            <w:vAlign w:val="center"/>
+          </w:tcPr>
+          <w:p>
+            <w:pPr>
+              <w:rPr>
+                <w:sz w:val="20"/>
+                <w:szCs w:val="20"/>
+              </w:rPr>
+            </w:pPr>
           </w:p>
         </w:tc>
         <w:tc>
@@ -1147,14 +1544,13 @@
               <w:rPr>
                 <w:rFonts w:ascii="Times New Roman" w:hAnsi="Times New Roman" w:cs="Times New Roman"/>
               </w:rPr>
-              <w:lastRenderedPageBreak/>
               <w:t xml:space="preserve">Thành phố Hồ Chí Minh, ngày </w:t>
             </w:r>
             <w:r>
               <w:rPr>
                 <w:rFonts w:ascii="Times New Roman" w:hAnsi="Times New Roman" w:cs="Times New Roman"/>
               </w:rPr>
-              <w:t>2</w:t>
+              <w:t>18</w:t>
             </w:r>
             <w:r>
               <w:rPr>
@@ -1167,97 +1563,98 @@
                 <w:rFonts w:ascii="Times New Roman" w:hAnsi="Times New Roman" w:cs="Times New Roman"/>
               </w:rPr>
               <w:t>3</w:t>
+            </w:r>
+            <w:r>
+              <w:rPr>
+                <w:rFonts w:ascii="Times New Roman" w:hAnsi="Times New Roman" w:cs="Times New Roman"/>
+              </w:rPr>
+              <w:t xml:space="preserve"> năm 2026</w:t>
+            </w:r>
+            <w:r>
+              <w:rPr>
+                <w:rFonts w:ascii="Times New Roman" w:hAnsi="Times New Roman" w:cs="Times New Roman"/>
+              </w:rPr>
+              <w:br/>
+            </w:r>
+            <w:r>
+              <w:rPr>
+                <w:rFonts w:ascii="Times New Roman" w:hAnsi="Times New Roman" w:cs="Times New Roman"/>
+                <w:b/>
+              </w:rPr>
+              <w:t>NGƯỜI ĐẠI DIỆN THEO PHÁP LUẬT/</w:t>
+            </w:r>
+            <w:r>
+              <w:rPr>
+                <w:rFonts w:ascii="Times New Roman" w:hAnsi="Times New Roman" w:cs="Times New Roman"/>
+                <w:b/>
+              </w:rPr>
+              <w:br/>
+              <w:t>CHỦ TỊCH HỘI ĐỒNG THÀNH VIÊN/</w:t>
+            </w:r>
+            <w:r>
+              <w:rPr>
+                <w:rFonts w:ascii="Times New Roman" w:hAnsi="Times New Roman" w:cs="Times New Roman"/>
+                <w:b/>
+              </w:rPr>
+              <w:br/>
+              <w:t>CHỦ TỊCH HỘI ĐỒNG QUẢN TRỊ CỦA CÔNG TY</w:t>
+            </w:r>
+            <w:r>
+              <w:rPr>
+                <w:rFonts w:ascii="Times New Roman" w:hAnsi="Times New Roman" w:cs="Times New Roman"/>
+                <w:b/>
+              </w:rPr>
+              <w:br/>
+            </w:r>
+            <w:r>
+              <w:rPr>
+                <w:rFonts w:ascii="Times New Roman" w:hAnsi="Times New Roman" w:cs="Times New Roman"/>
+              </w:rPr>
+              <w:t>(Ký và ghi họ tên)</w:t>
+            </w:r>
+            <w:r>
+              <w:rPr>
+                <w:rFonts w:ascii="Times New Roman" w:hAnsi="Times New Roman" w:cs="Times New Roman"/>
+              </w:rPr>
+              <w:br/>
+            </w:r>
+            <w:r>
+              <w:rPr>
+                <w:rFonts w:ascii="Times New Roman" w:hAnsi="Times New Roman" w:cs="Times New Roman"/>
+              </w:rPr>
+              <w:br/>
+            </w:r>
+          </w:p>
+          <w:p>
+            <w:pPr>
+              <w:jc w:val="center"/>
+              <w:rPr>
+                <w:rFonts w:ascii="Times New Roman" w:hAnsi="Times New Roman" w:cs="Times New Roman"/>
+                <w:b/>
+              </w:rPr>
+            </w:pPr>
+            <w:r>
+              <w:rPr>
+                <w:rFonts w:ascii="Times New Roman" w:hAnsi="Times New Roman" w:cs="Times New Roman"/>
+              </w:rPr>
+              <w:br/>
+            </w:r>
+            <w:r>
+              <w:rPr>
+                <w:rFonts w:ascii="Times New Roman" w:hAnsi="Times New Roman" w:cs="Times New Roman"/>
+              </w:rPr>
+              <w:br/>
+            </w:r>
+            <w:r>
+              <w:rPr>
+                <w:rFonts w:ascii="Times New Roman" w:eastAsia="Times New Roman" w:hAnsi="Times New Roman" w:cs="Times New Roman"/>
+                <w:sz w:val="24"/>
+                <w:szCs w:val="24"/>
+              </w:rPr>
+              <w:t>NGUYỄN VĂN TÍNH</w:t>
             </w:r>
             <w:bookmarkStart w:id="0" w:name="_GoBack"/>
             <w:bookmarkEnd w:id="0"/>
-            <w:r>
-              <w:rPr>
-                <w:rFonts w:ascii="Times New Roman" w:hAnsi="Times New Roman" w:cs="Times New Roman"/>
-              </w:rPr>
-              <w:t xml:space="preserve"> năm 2026</w:t>
-            </w:r>
-            <w:r>
-              <w:rPr>
-                <w:rFonts w:ascii="Times New Roman" w:hAnsi="Times New Roman" w:cs="Times New Roman"/>
-              </w:rPr>
-              <w:br/>
-            </w:r>
-            <w:r>
-              <w:rPr>
-                <w:rFonts w:ascii="Times New Roman" w:hAnsi="Times New Roman" w:cs="Times New Roman"/>
-                <w:b/>
-              </w:rPr>
-              <w:t>NGƯỜI ĐẠI DIỆN THEO PHÁP LUẬT/</w:t>
-            </w:r>
-            <w:r>
-              <w:rPr>
-                <w:rFonts w:ascii="Times New Roman" w:hAnsi="Times New Roman" w:cs="Times New Roman"/>
-                <w:b/>
-              </w:rPr>
-              <w:br/>
-              <w:t>CHỦ TỊCH HỘI ĐỒNG THÀNH VIÊN/</w:t>
-            </w:r>
-            <w:r>
-              <w:rPr>
-                <w:rFonts w:ascii="Times New Roman" w:hAnsi="Times New Roman" w:cs="Times New Roman"/>
-                <w:b/>
-              </w:rPr>
-              <w:br/>
-              <w:t>CHỦ TỊCH HỘI ĐỒNG QUẢN TRỊ CỦA CÔNG TY</w:t>
-            </w:r>
-            <w:r>
-              <w:rPr>
-                <w:rFonts w:ascii="Times New Roman" w:hAnsi="Times New Roman" w:cs="Times New Roman"/>
-                <w:b/>
-              </w:rPr>
-              <w:br/>
-            </w:r>
-            <w:r>
-              <w:rPr>
-                <w:rFonts w:ascii="Times New Roman" w:hAnsi="Times New Roman" w:cs="Times New Roman"/>
-              </w:rPr>
-              <w:t>(Ký và ghi họ tên)</w:t>
-            </w:r>
-            <w:r>
-              <w:rPr>
-                <w:rFonts w:ascii="Times New Roman" w:hAnsi="Times New Roman" w:cs="Times New Roman"/>
-              </w:rPr>
-              <w:br/>
-            </w:r>
-            <w:r>
-              <w:rPr>
-                <w:rFonts w:ascii="Times New Roman" w:hAnsi="Times New Roman" w:cs="Times New Roman"/>
-              </w:rPr>
-              <w:br/>
-            </w:r>
-          </w:p>
-          <w:p>
-            <w:pPr>
-              <w:jc w:val="center"/>
-              <w:rPr>
-                <w:rFonts w:ascii="Times New Roman" w:hAnsi="Times New Roman" w:cs="Times New Roman"/>
-                <w:b/>
-              </w:rPr>
-            </w:pPr>
-            <w:r>
-              <w:rPr>
-                <w:rFonts w:ascii="Times New Roman" w:hAnsi="Times New Roman" w:cs="Times New Roman"/>
-              </w:rPr>
-              <w:br/>
-            </w:r>
-            <w:r>
-              <w:rPr>
-                <w:rFonts w:ascii="Times New Roman" w:hAnsi="Times New Roman" w:cs="Times New Roman"/>
-              </w:rPr>
-              <w:br/>
-            </w:r>
-            <w:r>
-              <w:rPr>
-                <w:rFonts w:ascii="Times New Roman" w:hAnsi="Times New Roman" w:cs="Times New Roman"/>
-                <w:b/>
-              </w:rPr>
-              <w:t>TRƯƠNG QUỐC TÂM</w:t>
-            </w:r>
           </w:p>
         </w:tc>
       </w:tr>
